--- a/public/templates/Fisa_de_post_curier_WITH_PLACEHOLDERS.docx
+++ b/public/templates/Fisa_de_post_curier_WITH_PLACEHOLDERS.docx
@@ -28,7 +28,7 @@
           <w:sz w:val="28"/>
           <w:shd w:fill="auto" w:val="clear"/>
         </w:rPr>
-        <w:t xml:space="preserve">SC </w:t>
+        <w:t xml:space="preserve">SC: {{company_name_company_field}}</w:t>
       </w:r>
     </w:p>
     <w:p>
@@ -57,7 +57,7 @@
           <w:sz w:val="28"/>
           <w:shd w:fill="auto" w:val="clear"/>
         </w:rPr>
-        <w:t xml:space="preserve">CUI: </w:t>
+        <w:t xml:space="preserve">CUI: {{company_fiscal_code_company_field}}</w:t>
       </w:r>
     </w:p>
     <w:p>
@@ -86,9 +86,31 @@
           <w:sz w:val="28"/>
           <w:shd w:fill="auto" w:val="clear"/>
         </w:rPr>
-        <w:t xml:space="preserve">Adresa: </w:t>
-      </w:r>
-      <w:r>
+        <w:t xml:space="preserve">Adresa: {{company_address_company_field}}</w:t>
+      </w:r>
+    </w:p>
+    <w:p>
+      <w:pPr>
+        <w:suppressAutoHyphens w:val="true"/>
+        <w:spacing w:before="0" w:after="120" w:line="240"/>
+        <w:ind w:right="0" w:left="0" w:firstLine="0"/>
+        <w:jc w:val="left"/>
+        <w:rPr>
+          <w:rFonts w:ascii="Times New Roman" w:hAnsi="Times New Roman" w:cs="Times New Roman" w:eastAsia="Times New Roman"/>
+          <w:color w:val="auto"/>
+          <w:spacing w:val="0"/>
+          <w:position w:val="0"/>
+          <w:sz w:val="22"/>
+          <w:shd w:fill="auto" w:val="clear"/>
+        </w:rPr>
+      </w:pPr>
+    </w:p>
+    <w:p>
+      <w:pPr>
+        <w:suppressAutoHyphens w:val="true"/>
+        <w:spacing w:before="0" w:after="120" w:line="240"/>
+        <w:ind w:right="0" w:left="0" w:firstLine="0"/>
+        <w:jc w:val="center"/>
         <w:rPr>
           <w:rFonts w:ascii="Times New Roman" w:hAnsi="Times New Roman" w:cs="Times New Roman" w:eastAsia="Times New Roman"/>
           <w:b/>
@@ -98,31 +120,8 @@
           <w:sz w:val="24"/>
           <w:shd w:fill="auto" w:val="clear"/>
         </w:rPr>
-        <w:t xml:space="preserve">{{sc_cui_address}}</w:t>
-      </w:r>
-    </w:p>
-    <w:p>
-      <w:pPr>
-        <w:suppressAutoHyphens w:val="true"/>
-        <w:spacing w:before="0" w:after="120" w:line="240"/>
-        <w:ind w:right="0" w:left="0" w:firstLine="0"/>
-        <w:jc w:val="left"/>
-        <w:rPr>
-          <w:rFonts w:ascii="Times New Roman" w:hAnsi="Times New Roman" w:cs="Times New Roman" w:eastAsia="Times New Roman"/>
-          <w:color w:val="auto"/>
-          <w:spacing w:val="0"/>
-          <w:position w:val="0"/>
-          <w:sz w:val="22"/>
-          <w:shd w:fill="auto" w:val="clear"/>
-        </w:rPr>
-      </w:pPr>
-    </w:p>
-    <w:p>
-      <w:pPr>
-        <w:suppressAutoHyphens w:val="true"/>
-        <w:spacing w:before="0" w:after="120" w:line="240"/>
-        <w:ind w:right="0" w:left="0" w:firstLine="0"/>
-        <w:jc w:val="center"/>
+      </w:pPr>
+      <w:r>
         <w:rPr>
           <w:rFonts w:ascii="Times New Roman" w:hAnsi="Times New Roman" w:cs="Times New Roman" w:eastAsia="Times New Roman"/>
           <w:b/>
@@ -132,8 +131,202 @@
           <w:sz w:val="24"/>
           <w:shd w:fill="auto" w:val="clear"/>
         </w:rPr>
-      </w:pPr>
-      <w:r>
+        <w:t xml:space="preserve">FISA DE POST-  {{worker_position_worker_field}} cod {{cor_worker_field}}</w:t>
+      </w:r>
+    </w:p>
+    <w:p>
+      <w:pPr>
+        <w:suppressAutoHyphens w:val="true"/>
+        <w:spacing w:before="0" w:after="120" w:line="240"/>
+        <w:ind w:right="0" w:left="0" w:firstLine="0"/>
+        <w:jc w:val="left"/>
+        <w:rPr>
+          <w:rFonts w:ascii="Times New Roman" w:hAnsi="Times New Roman" w:cs="Times New Roman" w:eastAsia="Times New Roman"/>
+          <w:color w:val="auto"/>
+          <w:spacing w:val="0"/>
+          <w:position w:val="0"/>
+          <w:sz w:val="22"/>
+          <w:shd w:fill="auto" w:val="clear"/>
+        </w:rPr>
+      </w:pPr>
+    </w:p>
+    <w:p>
+      <w:pPr>
+        <w:suppressAutoHyphens w:val="true"/>
+        <w:spacing w:before="0" w:after="120" w:line="240"/>
+        <w:ind w:right="0" w:left="0" w:firstLine="0"/>
+        <w:jc w:val="left"/>
+        <w:rPr>
+          <w:rFonts w:ascii="Times New Roman" w:hAnsi="Times New Roman" w:cs="Times New Roman" w:eastAsia="Times New Roman"/>
+          <w:color w:val="auto"/>
+          <w:spacing w:val="0"/>
+          <w:position w:val="0"/>
+          <w:sz w:val="22"/>
+          <w:shd w:fill="auto" w:val="clear"/>
+        </w:rPr>
+      </w:pPr>
+      <w:r>
+        <w:rPr>
+          <w:rFonts w:ascii="Times New Roman" w:hAnsi="Times New Roman" w:cs="Times New Roman" w:eastAsia="Times New Roman"/>
+          <w:b/>
+          <w:color w:val="auto"/>
+          <w:spacing w:val="0"/>
+          <w:position w:val="0"/>
+          <w:sz w:val="22"/>
+          <w:shd w:fill="auto" w:val="clear"/>
+        </w:rPr>
+        <w:t xml:space="preserve">1.</w:t>
+      </w:r>
+      <w:r>
+        <w:rPr>
+          <w:rFonts w:ascii="Times New Roman" w:hAnsi="Times New Roman" w:cs="Times New Roman" w:eastAsia="Times New Roman"/>
+          <w:color w:val="auto"/>
+          <w:spacing w:val="0"/>
+          <w:position w:val="0"/>
+          <w:sz w:val="22"/>
+          <w:shd w:fill="auto" w:val="clear"/>
+        </w:rPr>
+        <w:t xml:space="preserve"> Denumirea compartimentului:</w:t>
+      </w:r>
+    </w:p>
+    <w:p>
+      <w:pPr>
+        <w:suppressAutoHyphens w:val="true"/>
+        <w:spacing w:before="0" w:after="120" w:line="240"/>
+        <w:ind w:right="0" w:left="0" w:firstLine="0"/>
+        <w:jc w:val="left"/>
+        <w:rPr>
+          <w:rFonts w:ascii="Times New Roman" w:hAnsi="Times New Roman" w:cs="Times New Roman" w:eastAsia="Times New Roman"/>
+          <w:color w:val="auto"/>
+          <w:spacing w:val="0"/>
+          <w:position w:val="0"/>
+          <w:sz w:val="22"/>
+          <w:shd w:fill="auto" w:val="clear"/>
+        </w:rPr>
+      </w:pPr>
+      <w:r>
+        <w:rPr>
+          <w:rFonts w:ascii="Times New Roman" w:hAnsi="Times New Roman" w:cs="Times New Roman" w:eastAsia="Times New Roman"/>
+          <w:color w:val="auto"/>
+          <w:spacing w:val="0"/>
+          <w:position w:val="0"/>
+          <w:sz w:val="22"/>
+          <w:shd w:fill="auto" w:val="clear"/>
+        </w:rPr>
+        <w:t xml:space="preserve">Logistica / Administrativ</w:t>
+      </w:r>
+    </w:p>
+    <w:p>
+      <w:pPr>
+        <w:suppressAutoHyphens w:val="true"/>
+        <w:spacing w:before="0" w:after="120" w:line="240"/>
+        <w:ind w:right="0" w:left="0" w:firstLine="0"/>
+        <w:jc w:val="left"/>
+        <w:rPr>
+          <w:rFonts w:ascii="Times New Roman" w:hAnsi="Times New Roman" w:cs="Times New Roman" w:eastAsia="Times New Roman"/>
+          <w:color w:val="auto"/>
+          <w:spacing w:val="0"/>
+          <w:position w:val="0"/>
+          <w:sz w:val="22"/>
+          <w:shd w:fill="auto" w:val="clear"/>
+        </w:rPr>
+      </w:pPr>
+      <w:r>
+        <w:rPr>
+          <w:rFonts w:ascii="Times New Roman" w:hAnsi="Times New Roman" w:cs="Times New Roman" w:eastAsia="Times New Roman"/>
+          <w:b/>
+          <w:color w:val="auto"/>
+          <w:spacing w:val="0"/>
+          <w:position w:val="0"/>
+          <w:sz w:val="22"/>
+          <w:shd w:fill="auto" w:val="clear"/>
+        </w:rPr>
+        <w:t xml:space="preserve">2.</w:t>
+      </w:r>
+      <w:r>
+        <w:rPr>
+          <w:rFonts w:ascii="Times New Roman" w:hAnsi="Times New Roman" w:cs="Times New Roman" w:eastAsia="Times New Roman"/>
+          <w:color w:val="auto"/>
+          <w:spacing w:val="0"/>
+          <w:position w:val="0"/>
+          <w:sz w:val="22"/>
+          <w:shd w:fill="auto" w:val="clear"/>
+        </w:rPr>
+        <w:t xml:space="preserve"> Denumirea postului:</w:t>
+      </w:r>
+    </w:p>
+    <w:p>
+      <w:pPr>
+        <w:suppressAutoHyphens w:val="true"/>
+        <w:spacing w:before="0" w:after="120" w:line="240"/>
+        <w:ind w:right="0" w:left="0" w:firstLine="0"/>
+        <w:jc w:val="left"/>
+        <w:rPr>
+          <w:rFonts w:ascii="Times New Roman" w:hAnsi="Times New Roman" w:cs="Times New Roman" w:eastAsia="Times New Roman"/>
+          <w:color w:val="auto"/>
+          <w:spacing w:val="0"/>
+          <w:position w:val="0"/>
+          <w:sz w:val="22"/>
+          <w:shd w:fill="auto" w:val="clear"/>
+        </w:rPr>
+      </w:pPr>
+      <w:r>
+        <w:rPr>
+          <w:rFonts w:ascii="Times New Roman" w:hAnsi="Times New Roman" w:cs="Times New Roman" w:eastAsia="Times New Roman"/>
+          <w:color w:val="auto"/>
+          <w:spacing w:val="0"/>
+          <w:position w:val="0"/>
+          <w:sz w:val="22"/>
+          <w:shd w:fill="auto" w:val="clear"/>
+        </w:rPr>
+        <w:t xml:space="preserve">{{worker_position_worker_field}}</w:t>
+      </w:r>
+    </w:p>
+    <w:p>
+      <w:pPr>
+        <w:suppressAutoHyphens w:val="true"/>
+        <w:spacing w:before="0" w:after="120" w:line="240"/>
+        <w:ind w:right="0" w:left="0" w:firstLine="0"/>
+        <w:jc w:val="left"/>
+        <w:rPr>
+          <w:rFonts w:ascii="Times New Roman" w:hAnsi="Times New Roman" w:cs="Times New Roman" w:eastAsia="Times New Roman"/>
+          <w:color w:val="auto"/>
+          <w:spacing w:val="0"/>
+          <w:position w:val="0"/>
+          <w:sz w:val="22"/>
+          <w:shd w:fill="auto" w:val="clear"/>
+        </w:rPr>
+      </w:pPr>
+      <w:r>
+        <w:rPr>
+          <w:rFonts w:ascii="Times New Roman" w:hAnsi="Times New Roman" w:cs="Times New Roman" w:eastAsia="Times New Roman"/>
+          <w:b/>
+          <w:color w:val="auto"/>
+          <w:spacing w:val="0"/>
+          <w:position w:val="0"/>
+          <w:sz w:val="22"/>
+          <w:shd w:fill="auto" w:val="clear"/>
+        </w:rPr>
+        <w:t xml:space="preserve">3.</w:t>
+      </w:r>
+      <w:r>
+        <w:rPr>
+          <w:rFonts w:ascii="Times New Roman" w:hAnsi="Times New Roman" w:cs="Times New Roman" w:eastAsia="Times New Roman"/>
+          <w:color w:val="auto"/>
+          <w:spacing w:val="0"/>
+          <w:position w:val="0"/>
+          <w:sz w:val="22"/>
+          <w:shd w:fill="auto" w:val="clear"/>
+        </w:rPr>
+        <w:t xml:space="preserve"> Numele si prenumele salariatului:</w:t>
+      </w:r>
+    </w:p>
+    <w:p>
+      <w:pPr>
+        <w:suppressAutoHyphens w:val="true"/>
+        <w:spacing w:before="0" w:after="120" w:line="240"/>
+        <w:ind w:right="0" w:left="0" w:firstLine="0"/>
+        <w:jc w:val="left"/>
         <w:rPr>
           <w:rFonts w:ascii="Times New Roman" w:hAnsi="Times New Roman" w:cs="Times New Roman" w:eastAsia="Times New Roman"/>
           <w:b/>
@@ -143,202 +336,8 @@
           <w:sz w:val="24"/>
           <w:shd w:fill="auto" w:val="clear"/>
         </w:rPr>
-        <w:t xml:space="preserve">FISA DE POST-  CURIER cod cor 962101</w:t>
-      </w:r>
-    </w:p>
-    <w:p>
-      <w:pPr>
-        <w:suppressAutoHyphens w:val="true"/>
-        <w:spacing w:before="0" w:after="120" w:line="240"/>
-        <w:ind w:right="0" w:left="0" w:firstLine="0"/>
-        <w:jc w:val="left"/>
-        <w:rPr>
-          <w:rFonts w:ascii="Times New Roman" w:hAnsi="Times New Roman" w:cs="Times New Roman" w:eastAsia="Times New Roman"/>
-          <w:color w:val="auto"/>
-          <w:spacing w:val="0"/>
-          <w:position w:val="0"/>
-          <w:sz w:val="22"/>
-          <w:shd w:fill="auto" w:val="clear"/>
-        </w:rPr>
-      </w:pPr>
-    </w:p>
-    <w:p>
-      <w:pPr>
-        <w:suppressAutoHyphens w:val="true"/>
-        <w:spacing w:before="0" w:after="120" w:line="240"/>
-        <w:ind w:right="0" w:left="0" w:firstLine="0"/>
-        <w:jc w:val="left"/>
-        <w:rPr>
-          <w:rFonts w:ascii="Times New Roman" w:hAnsi="Times New Roman" w:cs="Times New Roman" w:eastAsia="Times New Roman"/>
-          <w:color w:val="auto"/>
-          <w:spacing w:val="0"/>
-          <w:position w:val="0"/>
-          <w:sz w:val="22"/>
-          <w:shd w:fill="auto" w:val="clear"/>
-        </w:rPr>
-      </w:pPr>
-      <w:r>
-        <w:rPr>
-          <w:rFonts w:ascii="Times New Roman" w:hAnsi="Times New Roman" w:cs="Times New Roman" w:eastAsia="Times New Roman"/>
-          <w:b/>
-          <w:color w:val="auto"/>
-          <w:spacing w:val="0"/>
-          <w:position w:val="0"/>
-          <w:sz w:val="22"/>
-          <w:shd w:fill="auto" w:val="clear"/>
-        </w:rPr>
-        <w:t xml:space="preserve">1.</w:t>
-      </w:r>
-      <w:r>
-        <w:rPr>
-          <w:rFonts w:ascii="Times New Roman" w:hAnsi="Times New Roman" w:cs="Times New Roman" w:eastAsia="Times New Roman"/>
-          <w:color w:val="auto"/>
-          <w:spacing w:val="0"/>
-          <w:position w:val="0"/>
-          <w:sz w:val="22"/>
-          <w:shd w:fill="auto" w:val="clear"/>
-        </w:rPr>
-        <w:t xml:space="preserve"> Denumirea compartimentului:</w:t>
-      </w:r>
-    </w:p>
-    <w:p>
-      <w:pPr>
-        <w:suppressAutoHyphens w:val="true"/>
-        <w:spacing w:before="0" w:after="120" w:line="240"/>
-        <w:ind w:right="0" w:left="0" w:firstLine="0"/>
-        <w:jc w:val="left"/>
-        <w:rPr>
-          <w:rFonts w:ascii="Times New Roman" w:hAnsi="Times New Roman" w:cs="Times New Roman" w:eastAsia="Times New Roman"/>
-          <w:color w:val="auto"/>
-          <w:spacing w:val="0"/>
-          <w:position w:val="0"/>
-          <w:sz w:val="22"/>
-          <w:shd w:fill="auto" w:val="clear"/>
-        </w:rPr>
-      </w:pPr>
-      <w:r>
-        <w:rPr>
-          <w:rFonts w:ascii="Times New Roman" w:hAnsi="Times New Roman" w:cs="Times New Roman" w:eastAsia="Times New Roman"/>
-          <w:color w:val="auto"/>
-          <w:spacing w:val="0"/>
-          <w:position w:val="0"/>
-          <w:sz w:val="22"/>
-          <w:shd w:fill="auto" w:val="clear"/>
-        </w:rPr>
-        <w:t xml:space="preserve">Logistica / Administrativ</w:t>
-      </w:r>
-    </w:p>
-    <w:p>
-      <w:pPr>
-        <w:suppressAutoHyphens w:val="true"/>
-        <w:spacing w:before="0" w:after="120" w:line="240"/>
-        <w:ind w:right="0" w:left="0" w:firstLine="0"/>
-        <w:jc w:val="left"/>
-        <w:rPr>
-          <w:rFonts w:ascii="Times New Roman" w:hAnsi="Times New Roman" w:cs="Times New Roman" w:eastAsia="Times New Roman"/>
-          <w:color w:val="auto"/>
-          <w:spacing w:val="0"/>
-          <w:position w:val="0"/>
-          <w:sz w:val="22"/>
-          <w:shd w:fill="auto" w:val="clear"/>
-        </w:rPr>
-      </w:pPr>
-      <w:r>
-        <w:rPr>
-          <w:rFonts w:ascii="Times New Roman" w:hAnsi="Times New Roman" w:cs="Times New Roman" w:eastAsia="Times New Roman"/>
-          <w:b/>
-          <w:color w:val="auto"/>
-          <w:spacing w:val="0"/>
-          <w:position w:val="0"/>
-          <w:sz w:val="22"/>
-          <w:shd w:fill="auto" w:val="clear"/>
-        </w:rPr>
-        <w:t xml:space="preserve">2.</w:t>
-      </w:r>
-      <w:r>
-        <w:rPr>
-          <w:rFonts w:ascii="Times New Roman" w:hAnsi="Times New Roman" w:cs="Times New Roman" w:eastAsia="Times New Roman"/>
-          <w:color w:val="auto"/>
-          <w:spacing w:val="0"/>
-          <w:position w:val="0"/>
-          <w:sz w:val="22"/>
-          <w:shd w:fill="auto" w:val="clear"/>
-        </w:rPr>
-        <w:t xml:space="preserve"> Denumirea postului:</w:t>
-      </w:r>
-    </w:p>
-    <w:p>
-      <w:pPr>
-        <w:suppressAutoHyphens w:val="true"/>
-        <w:spacing w:before="0" w:after="120" w:line="240"/>
-        <w:ind w:right="0" w:left="0" w:firstLine="0"/>
-        <w:jc w:val="left"/>
-        <w:rPr>
-          <w:rFonts w:ascii="Times New Roman" w:hAnsi="Times New Roman" w:cs="Times New Roman" w:eastAsia="Times New Roman"/>
-          <w:color w:val="auto"/>
-          <w:spacing w:val="0"/>
-          <w:position w:val="0"/>
-          <w:sz w:val="22"/>
-          <w:shd w:fill="auto" w:val="clear"/>
-        </w:rPr>
-      </w:pPr>
-      <w:r>
-        <w:rPr>
-          <w:rFonts w:ascii="Times New Roman" w:hAnsi="Times New Roman" w:cs="Times New Roman" w:eastAsia="Times New Roman"/>
-          <w:color w:val="auto"/>
-          <w:spacing w:val="0"/>
-          <w:position w:val="0"/>
-          <w:sz w:val="22"/>
-          <w:shd w:fill="auto" w:val="clear"/>
-        </w:rPr>
-        <w:t xml:space="preserve">Curier </w:t>
-      </w:r>
-    </w:p>
-    <w:p>
-      <w:pPr>
-        <w:suppressAutoHyphens w:val="true"/>
-        <w:spacing w:before="0" w:after="120" w:line="240"/>
-        <w:ind w:right="0" w:left="0" w:firstLine="0"/>
-        <w:jc w:val="left"/>
-        <w:rPr>
-          <w:rFonts w:ascii="Times New Roman" w:hAnsi="Times New Roman" w:cs="Times New Roman" w:eastAsia="Times New Roman"/>
-          <w:color w:val="auto"/>
-          <w:spacing w:val="0"/>
-          <w:position w:val="0"/>
-          <w:sz w:val="22"/>
-          <w:shd w:fill="auto" w:val="clear"/>
-        </w:rPr>
-      </w:pPr>
-      <w:r>
-        <w:rPr>
-          <w:rFonts w:ascii="Times New Roman" w:hAnsi="Times New Roman" w:cs="Times New Roman" w:eastAsia="Times New Roman"/>
-          <w:b/>
-          <w:color w:val="auto"/>
-          <w:spacing w:val="0"/>
-          <w:position w:val="0"/>
-          <w:sz w:val="22"/>
-          <w:shd w:fill="auto" w:val="clear"/>
-        </w:rPr>
-        <w:t xml:space="preserve">3.</w:t>
-      </w:r>
-      <w:r>
-        <w:rPr>
-          <w:rFonts w:ascii="Times New Roman" w:hAnsi="Times New Roman" w:cs="Times New Roman" w:eastAsia="Times New Roman"/>
-          <w:color w:val="auto"/>
-          <w:spacing w:val="0"/>
-          <w:position w:val="0"/>
-          <w:sz w:val="22"/>
-          <w:shd w:fill="auto" w:val="clear"/>
-        </w:rPr>
-        <w:t xml:space="preserve"> Numele si prenumele salariatului:</w:t>
-      </w:r>
-    </w:p>
-    <w:p>
-      <w:pPr>
-        <w:suppressAutoHyphens w:val="true"/>
-        <w:spacing w:before="0" w:after="120" w:line="240"/>
-        <w:ind w:right="0" w:left="0" w:firstLine="0"/>
-        <w:jc w:val="left"/>
+      </w:pPr>
+      <w:r>
         <w:rPr>
           <w:rFonts w:ascii="Times New Roman" w:hAnsi="Times New Roman" w:cs="Times New Roman" w:eastAsia="Times New Roman"/>
           <w:b/>
@@ -348,18 +347,7 @@
           <w:sz w:val="24"/>
           <w:shd w:fill="auto" w:val="clear"/>
         </w:rPr>
-      </w:pPr>
-      <w:r>
-        <w:rPr>
-          <w:rFonts w:ascii="Times New Roman" w:hAnsi="Times New Roman" w:cs="Times New Roman" w:eastAsia="Times New Roman"/>
-          <w:b/>
-          <w:color w:val="auto"/>
-          <w:spacing w:val="0"/>
-          <w:position w:val="0"/>
-          <w:sz w:val="24"/>
-          <w:shd w:fill="auto" w:val="clear"/>
-        </w:rPr>
-        <w:t xml:space="preserve">{{employee_name}}</w:t>
+        <w:t xml:space="preserve">{{employee_name_worker_field}}</w:t>
       </w:r>
     </w:p>
     <w:p>
@@ -1402,6 +1390,49 @@
           <w:shd w:fill="auto" w:val="clear"/>
         </w:rPr>
         <w:t xml:space="preserve"> Semnaturi: </w:t>
+        <w:tab/>
+        <w:tab/>
+        <w:tab/>
+        <w:tab/>
+        <w:t xml:space="preserve"> Reprezentant legal {{company_owner_company_field}}</w:t>
+      </w:r>
+    </w:p>
+    <w:p>
+      <w:pPr>
+        <w:suppressAutoHyphens w:val="true"/>
+        <w:spacing w:before="0" w:after="120" w:line="240"/>
+        <w:ind w:right="0" w:left="0" w:firstLine="0"/>
+        <w:jc w:val="left"/>
+        <w:rPr>
+          <w:rFonts w:ascii="Times New Roman" w:hAnsi="Times New Roman" w:cs="Times New Roman" w:eastAsia="Times New Roman"/>
+          <w:color w:val="auto"/>
+          <w:spacing w:val="0"/>
+          <w:position w:val="0"/>
+          <w:sz w:val="22"/>
+          <w:shd w:fill="auto" w:val="clear"/>
+        </w:rPr>
+      </w:pPr>
+      <w:r>
+        <w:rPr>
+          <w:rFonts w:ascii="Times New Roman" w:hAnsi="Times New Roman" w:cs="Times New Roman" w:eastAsia="Times New Roman"/>
+          <w:b/>
+          <w:color w:val="auto"/>
+          <w:spacing w:val="0"/>
+          <w:position w:val="0"/>
+          <w:sz w:val="24"/>
+          <w:shd w:fill="auto" w:val="clear"/>
+        </w:rPr>
+        <w:t xml:space="preserve"> </w:t>
+      </w:r>
+      <w:r>
+        <w:rPr>
+          <w:rFonts w:ascii="Times New Roman" w:hAnsi="Times New Roman" w:cs="Times New Roman" w:eastAsia="Times New Roman"/>
+          <w:color w:val="auto"/>
+          <w:spacing w:val="0"/>
+          <w:position w:val="0"/>
+          <w:sz w:val="22"/>
+          <w:shd w:fill="auto" w:val="clear"/>
+        </w:rPr>
         <w:tab/>
         <w:tab/>
         <w:tab/>
@@ -1410,41 +1441,6 @@
         <w:tab/>
         <w:tab/>
         <w:tab/>
-        <w:t xml:space="preserve">Reprezentant legal</w:t>
-      </w:r>
-    </w:p>
-    <w:p>
-      <w:pPr>
-        <w:suppressAutoHyphens w:val="true"/>
-        <w:spacing w:before="0" w:after="120" w:line="240"/>
-        <w:ind w:right="0" w:left="0" w:firstLine="0"/>
-        <w:jc w:val="left"/>
-        <w:rPr>
-          <w:rFonts w:ascii="Times New Roman" w:hAnsi="Times New Roman" w:cs="Times New Roman" w:eastAsia="Times New Roman"/>
-          <w:color w:val="auto"/>
-          <w:spacing w:val="0"/>
-          <w:position w:val="0"/>
-          <w:sz w:val="22"/>
-          <w:shd w:fill="auto" w:val="clear"/>
-        </w:rPr>
-      </w:pPr>
-      <w:r>
-        <w:rPr>
-          <w:rFonts w:ascii="Times New Roman" w:hAnsi="Times New Roman" w:cs="Times New Roman" w:eastAsia="Times New Roman"/>
-          <w:color w:val="auto"/>
-          <w:spacing w:val="0"/>
-          <w:position w:val="0"/>
-          <w:sz w:val="22"/>
-          <w:shd w:fill="auto" w:val="clear"/>
-        </w:rPr>
-        <w:tab/>
-        <w:tab/>
-        <w:tab/>
-        <w:tab/>
-        <w:tab/>
-        <w:tab/>
-        <w:tab/>
-        <w:tab/>
       </w:r>
     </w:p>
     <w:p>
@@ -1499,7 +1495,7 @@
           <w:sz w:val="22"/>
           <w:shd w:fill="auto" w:val="clear"/>
         </w:rPr>
-        <w:t xml:space="preserve"> Data semnarii: {{document_date}}</w:t>
+        <w:t xml:space="preserve"> Data semnarii: {{starting_date_worker_field}}</w:t>
       </w:r>
     </w:p>
     <w:p>
